--- a/Assignment_02/Requirement/Report.docx
+++ b/Assignment_02/Requirement/Report.docx
@@ -36,6 +36,11 @@
       </w:r>
     </w:p>
     <w:p>
+      <w:pPr>
+        <w:rPr>
+          <w:rFonts w:hint="default"/>
+        </w:rPr>
+      </w:pPr>
       <w:r>
         <w:rPr>
           <w:b/>
@@ -46,6 +51,39 @@
       <w:r>
         <w:t xml:space="preserve">: </w:t>
       </w:r>
+      <w:r>
+        <w:rPr>
+          <w:rFonts w:hint="default"/>
+        </w:rPr>
+        <w:fldChar w:fldCharType="begin"/>
+      </w:r>
+      <w:r>
+        <w:rPr>
+          <w:rFonts w:hint="default"/>
+        </w:rPr>
+        <w:instrText xml:space="preserve"> HYPERLINK "https://cp-1406-a2.vercel.app/" </w:instrText>
+      </w:r>
+      <w:r>
+        <w:rPr>
+          <w:rFonts w:hint="default"/>
+        </w:rPr>
+        <w:fldChar w:fldCharType="separate"/>
+      </w:r>
+      <w:r>
+        <w:rPr>
+          <w:rStyle w:val="10"/>
+          <w:rFonts w:hint="default"/>
+        </w:rPr>
+        <w:t>https://cp-1406-a2.vercel.app/</w:t>
+      </w:r>
+      <w:r>
+        <w:rPr>
+          <w:rFonts w:hint="default"/>
+        </w:rPr>
+        <w:fldChar w:fldCharType="end"/>
+      </w:r>
+      <w:bookmarkStart w:id="0" w:name="_GoBack"/>
+      <w:bookmarkEnd w:id="0"/>
     </w:p>
     <w:p>
       <w:pPr>
@@ -95,7 +133,44 @@
           <w:sz w:val="24"/>
           <w:szCs w:val="24"/>
         </w:rPr>
-        <w:t xml:space="preserve">, and increase the number of </w:t>
+        <w:t xml:space="preserve">, </w:t>
+      </w:r>
+      <w:r>
+        <w:rPr>
+          <w:rFonts w:hint="default" w:ascii="Calibri" w:hAnsi="Calibri" w:eastAsia="SimSun" w:cs="Calibri"/>
+          <w:sz w:val="24"/>
+          <w:szCs w:val="24"/>
+          <w:lang w:val="en-SG"/>
+        </w:rPr>
+        <w:t xml:space="preserve">time on the age by </w:t>
+      </w:r>
+      <w:r>
+        <w:rPr>
+          <w:rFonts w:hint="default" w:ascii="Calibri" w:hAnsi="Calibri" w:eastAsia="SimSun" w:cs="Calibri"/>
+          <w:b/>
+          <w:bCs/>
+          <w:sz w:val="24"/>
+          <w:szCs w:val="24"/>
+          <w:lang w:val="en-SG"/>
+        </w:rPr>
+        <w:t>40%</w:t>
+      </w:r>
+      <w:r>
+        <w:rPr>
+          <w:rFonts w:hint="default" w:ascii="Calibri" w:hAnsi="Calibri" w:eastAsia="SimSun" w:cs="Calibri"/>
+          <w:sz w:val="24"/>
+          <w:szCs w:val="24"/>
+          <w:lang w:val="en-SG"/>
+        </w:rPr>
+        <w:t xml:space="preserve">, </w:t>
+      </w:r>
+      <w:r>
+        <w:rPr>
+          <w:rFonts w:hint="default" w:ascii="Calibri" w:hAnsi="Calibri" w:eastAsia="SimSun" w:cs="Calibri"/>
+          <w:sz w:val="24"/>
+          <w:szCs w:val="24"/>
+        </w:rPr>
+        <w:t xml:space="preserve">and increase the number of </w:t>
       </w:r>
       <w:r>
         <w:rPr>
@@ -182,6 +257,29 @@
       <w:r>
         <w:t xml:space="preserve"> for teeth development check-ups</w:t>
       </w:r>
+      <w:r>
+        <w:rPr>
+          <w:rFonts w:hint="default"/>
+          <w:lang w:val="en-SG"/>
+        </w:rPr>
+        <w:t xml:space="preserve">, contributed the </w:t>
+      </w:r>
+      <w:r>
+        <w:rPr>
+          <w:rFonts w:hint="default"/>
+          <w:b/>
+          <w:bCs/>
+          <w:lang w:val="en-SG"/>
+        </w:rPr>
+        <w:t>30 million</w:t>
+      </w:r>
+      <w:r>
+        <w:rPr>
+          <w:rFonts w:hint="default"/>
+          <w:lang w:val="en-SG"/>
+        </w:rPr>
+        <w:t xml:space="preserve"> revenues.</w:t>
+      </w:r>
     </w:p>
     <w:p>
       <w:pPr>
@@ -205,6 +303,29 @@
       <w:r>
         <w:t xml:space="preserve"> for general dental health consultations</w:t>
       </w:r>
+      <w:r>
+        <w:rPr>
+          <w:rFonts w:hint="default"/>
+          <w:lang w:val="en-SG"/>
+        </w:rPr>
+        <w:t xml:space="preserve">, contributed the </w:t>
+      </w:r>
+      <w:r>
+        <w:rPr>
+          <w:rFonts w:hint="default"/>
+          <w:b/>
+          <w:bCs/>
+          <w:lang w:val="en-SG"/>
+        </w:rPr>
+        <w:t>50 million</w:t>
+      </w:r>
+      <w:r>
+        <w:rPr>
+          <w:rFonts w:hint="default"/>
+          <w:lang w:val="en-SG"/>
+        </w:rPr>
+        <w:t xml:space="preserve"> revenues.</w:t>
+      </w:r>
     </w:p>
     <w:p>
       <w:pPr>
@@ -233,6 +354,29 @@
           <w:rStyle w:val="8"/>
         </w:rPr>
         <w:t>denture (false teeth) services</w:t>
+      </w:r>
+      <w:r>
+        <w:rPr>
+          <w:rFonts w:hint="default"/>
+          <w:lang w:val="en-SG"/>
+        </w:rPr>
+        <w:t xml:space="preserve">, contributed the </w:t>
+      </w:r>
+      <w:r>
+        <w:rPr>
+          <w:rFonts w:hint="default"/>
+          <w:b/>
+          <w:bCs/>
+          <w:lang w:val="en-SG"/>
+        </w:rPr>
+        <w:t>25 million</w:t>
+      </w:r>
+      <w:r>
+        <w:rPr>
+          <w:rFonts w:hint="default"/>
+          <w:lang w:val="en-SG"/>
+        </w:rPr>
+        <w:t xml:space="preserve"> revenues.</w:t>
       </w:r>
     </w:p>
     <w:p>
@@ -565,7 +709,24 @@
                 <w:sz w:val="24"/>
                 <w:szCs w:val="24"/>
               </w:rPr>
-              <w:t xml:space="preserve"> (hit-rate, time on page, traffic sources) to measure and evaluate user engagement.</w:t>
+              <w:t xml:space="preserve"> (hit-rate</w:t>
+            </w:r>
+            <w:r>
+              <w:rPr>
+                <w:rFonts w:hint="default" w:ascii="Calibri" w:hAnsi="Calibri" w:eastAsia="SimSun" w:cs="Calibri"/>
+                <w:sz w:val="24"/>
+                <w:szCs w:val="24"/>
+                <w:lang w:val="en-SG"/>
+              </w:rPr>
+              <w:t xml:space="preserve"> and</w:t>
+            </w:r>
+            <w:r>
+              <w:rPr>
+                <w:rFonts w:hint="default" w:ascii="Calibri" w:hAnsi="Calibri" w:eastAsia="SimSun" w:cs="Calibri"/>
+                <w:sz w:val="24"/>
+                <w:szCs w:val="24"/>
+              </w:rPr>
+              <w:t xml:space="preserve"> time on page) to measure and evaluate user engagement.</w:t>
             </w:r>
           </w:p>
         </w:tc>
@@ -801,10 +962,7 @@
         </w:tc>
       </w:tr>
     </w:tbl>
-    <w:p>
-      <w:bookmarkStart w:id="0" w:name="_GoBack"/>
-      <w:bookmarkEnd w:id="0"/>
-    </w:p>
+    <w:p/>
     <w:p>
       <w:pPr>
         <w:pStyle w:val="3"/>
@@ -2775,6 +2933,12 @@
             <w:insideH w:val="single" w:color="auto" w:sz="4" w:space="0"/>
             <w:insideV w:val="single" w:color="auto" w:sz="4" w:space="0"/>
           </w:tblBorders>
+          <w:tblCellMar>
+            <w:top w:w="0" w:type="dxa"/>
+            <w:left w:w="108" w:type="dxa"/>
+            <w:bottom w:w="0" w:type="dxa"/>
+            <w:right w:w="108" w:type="dxa"/>
+          </w:tblCellMar>
         </w:tblPrEx>
         <w:tc>
           <w:tcPr>
@@ -3187,6 +3351,7 @@
       <w:pPr>
         <w:pStyle w:val="11"/>
         <w:numPr>
+          <w:ilvl w:val="0"/>
           <w:numId w:val="0"/>
         </w:numPr>
         <w:ind w:left="360" w:leftChars="0"/>
@@ -3667,14 +3832,14 @@
     <w:lsdException w:uiPriority="99" w:name="Body Text Indent 2"/>
     <w:lsdException w:uiPriority="99" w:name="Body Text Indent 3"/>
     <w:lsdException w:uiPriority="99" w:name="Block Text"/>
-    <w:lsdException w:uiPriority="99" w:name="Hyperlink"/>
-    <w:lsdException w:uiPriority="99" w:name="FollowedHyperlink"/>
+    <w:lsdException w:qFormat="1" w:uiPriority="99" w:name="Hyperlink"/>
+    <w:lsdException w:qFormat="1" w:uiPriority="99" w:name="FollowedHyperlink"/>
     <w:lsdException w:qFormat="1" w:unhideWhenUsed="0" w:uiPriority="22" w:semiHidden="0" w:name="Strong"/>
     <w:lsdException w:qFormat="1" w:unhideWhenUsed="0" w:uiPriority="20" w:semiHidden="0" w:name="Emphasis"/>
     <w:lsdException w:uiPriority="99" w:name="Document Map"/>
     <w:lsdException w:uiPriority="99" w:name="Plain Text"/>
     <w:lsdException w:uiPriority="99" w:name="E-mail Signature"/>
-    <w:lsdException w:uiPriority="99" w:name="Normal (Web)"/>
+    <w:lsdException w:qFormat="1" w:uiPriority="99" w:name="Normal (Web)"/>
     <w:lsdException w:uiPriority="99" w:name="HTML Acronym"/>
     <w:lsdException w:uiPriority="99" w:name="HTML Address"/>
     <w:lsdException w:uiPriority="99" w:name="HTML Cite"/>
@@ -3730,7 +3895,7 @@
     <w:lsdException w:uiPriority="99" w:name="Table Web 2"/>
     <w:lsdException w:uiPriority="99" w:name="Table Web 3"/>
     <w:lsdException w:uiPriority="99" w:name="Balloon Text"/>
-    <w:lsdException w:unhideWhenUsed="0" w:uiPriority="39" w:semiHidden="0" w:name="Table Grid"/>
+    <w:lsdException w:qFormat="1" w:unhideWhenUsed="0" w:uiPriority="39" w:semiHidden="0" w:name="Table Grid"/>
     <w:lsdException w:uiPriority="99" w:name="Table Theme"/>
     <w:lsdException w:unhideWhenUsed="0" w:uiPriority="60" w:semiHidden="0" w:name="Light Shading"/>
     <w:lsdException w:unhideWhenUsed="0" w:uiPriority="61" w:semiHidden="0" w:name="Light List"/>
@@ -3913,6 +4078,7 @@
     <w:basedOn w:val="1"/>
     <w:semiHidden/>
     <w:unhideWhenUsed/>
+    <w:qFormat/>
     <w:uiPriority w:val="99"/>
     <w:pPr>
       <w:spacing w:before="0" w:beforeAutospacing="1" w:after="0" w:afterAutospacing="1"/>
@@ -3928,6 +4094,7 @@
   <w:style w:type="table" w:styleId="6">
     <w:name w:val="Table Grid"/>
     <w:basedOn w:val="5"/>
+    <w:qFormat/>
     <w:uiPriority w:val="39"/>
     <w:pPr>
       <w:spacing w:after="0" w:line="240" w:lineRule="auto"/>
@@ -3957,6 +4124,7 @@
     <w:basedOn w:val="7"/>
     <w:semiHidden/>
     <w:unhideWhenUsed/>
+    <w:qFormat/>
     <w:uiPriority w:val="99"/>
     <w:rPr>
       <w:color w:val="800080"/>
@@ -3968,6 +4136,7 @@
     <w:basedOn w:val="7"/>
     <w:semiHidden/>
     <w:unhideWhenUsed/>
+    <w:qFormat/>
     <w:uiPriority w:val="99"/>
     <w:rPr>
       <w:color w:val="0000FF"/>
@@ -3988,6 +4157,7 @@
     <w:name w:val="Revision"/>
     <w:hidden/>
     <w:semiHidden/>
+    <w:qFormat/>
     <w:uiPriority w:val="99"/>
     <w:pPr>
       <w:spacing w:after="0" w:line="240" w:lineRule="auto"/>
